--- a/examples/classification/doc/README.docx
+++ b/examples/classification/doc/README.docx
@@ -312,7 +312,11 @@
       </w:r>
     </w:p>
     <w:bookmarkEnd w:id="28"/>
-    <w:sectPr/>
+    <w:sectPr>
+      <w:footnotePr>
+        <w:numRestart w:val="eachSect"/>
+      </w:footnotePr>
+    </w:sectPr>
   </w:body>
 </w:document>
 </file>
@@ -590,8 +594,6 @@
     </w:pPr>
     <w:rPr>
       <w:rFonts w:asciiTheme="majorHAnsi" w:cstheme="majorBidi" w:eastAsiaTheme="majorEastAsia" w:hAnsiTheme="majorHAnsi"/>
-      <w:spacing w:val="-10"/>
-      <w:kern w:val="28"/>
       <w:sz w:val="56"/>
       <w:szCs w:val="56"/>
     </w:rPr>
@@ -604,15 +606,13 @@
     <w:rsid w:val="00A10FD9"/>
     <w:rPr>
       <w:rFonts w:asciiTheme="majorHAnsi" w:cstheme="majorBidi" w:eastAsiaTheme="majorEastAsia" w:hAnsiTheme="majorHAnsi"/>
-      <w:spacing w:val="-10"/>
-      <w:kern w:val="28"/>
       <w:sz w:val="56"/>
       <w:szCs w:val="56"/>
     </w:rPr>
   </w:style>
   <w:style w:styleId="Subtitle" w:type="paragraph">
     <w:name w:val="Subtitle"/>
-    <w:basedOn w:val="Normal"/>
+    <w:basedOn w:val="Title"/>
     <w:next w:val="BodyText"/>
     <w:link w:val="SubtitleChar"/>
     <w:uiPriority w:val="11"/>
@@ -623,6 +623,19 @@
         <w:ilvl w:val="1"/>
       </w:numPr>
     </w:pPr>
+    <w:rPr>
+      <w:rFonts w:cstheme="majorBidi" w:eastAsiaTheme="majorEastAsia"/>
+      <w:spacing w:val="15"/>
+      <w:sz w:val="28"/>
+      <w:szCs w:val="28"/>
+    </w:rPr>
+  </w:style>
+  <w:style w:customStyle="1" w:styleId="SubtitleChar" w:type="character">
+    <w:name w:val="Subtitle Char"/>
+    <w:basedOn w:val="DefaultParagraphFont"/>
+    <w:link w:val="Subtitle"/>
+    <w:uiPriority w:val="11"/>
+    <w:rsid w:val="00A10FD9"/>
     <w:rPr>
       <w:rFonts w:cstheme="majorBidi" w:eastAsiaTheme="majorEastAsia"/>
       <w:color w:themeColor="text1" w:themeTint="A6" w:val="595959"/>
@@ -631,39 +644,33 @@
       <w:szCs w:val="28"/>
     </w:rPr>
   </w:style>
-  <w:style w:customStyle="1" w:styleId="SubtitleChar" w:type="character">
-    <w:name w:val="Subtitle Char"/>
-    <w:basedOn w:val="DefaultParagraphFont"/>
-    <w:link w:val="Subtitle"/>
-    <w:uiPriority w:val="11"/>
-    <w:rsid w:val="00A10FD9"/>
-    <w:rPr>
-      <w:rFonts w:cstheme="majorBidi" w:eastAsiaTheme="majorEastAsia"/>
-      <w:color w:themeColor="text1" w:themeTint="A6" w:val="595959"/>
-      <w:spacing w:val="15"/>
-      <w:sz w:val="28"/>
-      <w:szCs w:val="28"/>
-    </w:rPr>
-  </w:style>
   <w:style w:customStyle="1" w:styleId="Author" w:type="paragraph">
     <w:name w:val="Author"/>
+    <w:basedOn w:val="Title"/>
     <w:next w:val="BodyText"/>
     <w:qFormat/>
     <w:pPr>
       <w:keepNext/>
       <w:keepLines/>
-      <w:jc w:val="center"/>
-    </w:pPr>
+    </w:pPr>
+    <w:rPr>
+      <w:sz w:val="24"/>
+      <w:szCs w:val="24"/>
+    </w:rPr>
   </w:style>
   <w:style w:styleId="Date" w:type="paragraph">
     <w:name w:val="Date"/>
+    <w:basedOn w:val="Title"/>
     <w:next w:val="BodyText"/>
     <w:qFormat/>
     <w:pPr>
       <w:keepNext/>
       <w:keepLines/>
-      <w:jc w:val="center"/>
-    </w:pPr>
+    </w:pPr>
+    <w:rPr>
+      <w:sz w:val="24"/>
+      <w:szCs w:val="24"/>
+    </w:rPr>
   </w:style>
   <w:style w:customStyle="1" w:styleId="AbstractTitle" w:type="paragraph">
     <w:name w:val="Abstract Title"/>
@@ -678,7 +685,6 @@
     </w:pPr>
     <w:rPr>
       <w:b/>
-      <w:color w:val="345A8A"/>
       <w:sz w:val="20"/>
       <w:szCs w:val="20"/>
     </w:rPr>

--- a/examples/classification/doc/README.docx
+++ b/examples/classification/doc/README.docx
@@ -16,7 +16,137 @@
         <w:pStyle w:val="FirstParagraph"/>
       </w:pPr>
       <w:r>
-        <w:t xml:space="preserve">Supervised classification algorithms and tuning.</w:t>
+        <w:t xml:space="preserve">This section introduces supervised classification examples built around the standard</w:t>
+      </w:r>
+      <w:r>
+        <w:t xml:space="preserve"> </w:t>
+      </w:r>
+      <w:r>
+        <w:rPr>
+          <w:rStyle w:val="VerbatimChar"/>
+        </w:rPr>
+        <w:t xml:space="preserve">daltoolbox</w:t>
+      </w:r>
+      <w:r>
+        <w:t xml:space="preserve"> </w:t>
+      </w:r>
+      <w:r>
+        <w:t xml:space="preserve">workflow. The objective is to show how different classifiers can be configured, trained, used for prediction, and evaluated without changing the overall structure of the analysis.</w:t>
+      </w:r>
+    </w:p>
+    <w:p>
+      <w:pPr>
+        <w:pStyle w:val="BodyText"/>
+      </w:pPr>
+      <w:r>
+        <w:t xml:space="preserve">These examples are useful for readers who want to compare alternative learning strategies for categorical targets while keeping the same data handling and evaluation logic. They range from simple baselines to more expressive nonlinear models and hyperparameter search.</w:t>
+      </w:r>
+    </w:p>
+    <w:p>
+      <w:pPr>
+        <w:pStyle w:val="BodyText"/>
+      </w:pPr>
+      <w:r>
+        <w:t xml:space="preserve">If you want a simple entry point, start with</w:t>
+      </w:r>
+      <w:r>
+        <w:t xml:space="preserve"> </w:t>
+      </w:r>
+      <w:r>
+        <w:rPr>
+          <w:rStyle w:val="VerbatimChar"/>
+        </w:rPr>
+        <w:t xml:space="preserve">cla_majority</w:t>
+      </w:r>
+      <w:r>
+        <w:t xml:space="preserve"> </w:t>
+      </w:r>
+      <w:r>
+        <w:t xml:space="preserve">or</w:t>
+      </w:r>
+      <w:r>
+        <w:t xml:space="preserve"> </w:t>
+      </w:r>
+      <w:r>
+        <w:rPr>
+          <w:rStyle w:val="VerbatimChar"/>
+        </w:rPr>
+        <w:t xml:space="preserve">cla_dtree</w:t>
+      </w:r>
+      <w:r>
+        <w:t xml:space="preserve">, then move to</w:t>
+      </w:r>
+      <w:r>
+        <w:t xml:space="preserve"> </w:t>
+      </w:r>
+      <w:r>
+        <w:rPr>
+          <w:rStyle w:val="VerbatimChar"/>
+        </w:rPr>
+        <w:t xml:space="preserve">cla_knn</w:t>
+      </w:r>
+      <w:r>
+        <w:t xml:space="preserve">,</w:t>
+      </w:r>
+      <w:r>
+        <w:t xml:space="preserve"> </w:t>
+      </w:r>
+      <w:r>
+        <w:rPr>
+          <w:rStyle w:val="VerbatimChar"/>
+        </w:rPr>
+        <w:t xml:space="preserve">cla_nb</w:t>
+      </w:r>
+      <w:r>
+        <w:t xml:space="preserve">, and</w:t>
+      </w:r>
+      <w:r>
+        <w:t xml:space="preserve"> </w:t>
+      </w:r>
+      <w:r>
+        <w:rPr>
+          <w:rStyle w:val="VerbatimChar"/>
+        </w:rPr>
+        <w:t xml:space="preserve">cla_rf</w:t>
+      </w:r>
+      <w:r>
+        <w:t xml:space="preserve">, and finish with</w:t>
+      </w:r>
+      <w:r>
+        <w:t xml:space="preserve"> </w:t>
+      </w:r>
+      <w:r>
+        <w:rPr>
+          <w:rStyle w:val="VerbatimChar"/>
+        </w:rPr>
+        <w:t xml:space="preserve">cla_mlp</w:t>
+      </w:r>
+      <w:r>
+        <w:t xml:space="preserve">,</w:t>
+      </w:r>
+      <w:r>
+        <w:t xml:space="preserve"> </w:t>
+      </w:r>
+      <w:r>
+        <w:rPr>
+          <w:rStyle w:val="VerbatimChar"/>
+        </w:rPr>
+        <w:t xml:space="preserve">cla_svm</w:t>
+      </w:r>
+      <w:r>
+        <w:t xml:space="preserve">, and</w:t>
+      </w:r>
+      <w:r>
+        <w:t xml:space="preserve"> </w:t>
+      </w:r>
+      <w:r>
+        <w:rPr>
+          <w:rStyle w:val="VerbatimChar"/>
+        </w:rPr>
+        <w:t xml:space="preserve">cla_tune</w:t>
+      </w:r>
+      <w:r>
+        <w:t xml:space="preserve">.</w:t>
       </w:r>
     </w:p>
     <w:p>

--- a/examples/classification/doc/README.docx
+++ b/examples/classification/doc/README.docx
@@ -2,7 +2,7 @@
 <file path=word/document.xml><?xml version="1.0" encoding="utf-8"?>
 <w:document xmlns:w="http://schemas.openxmlformats.org/wordprocessingml/2006/main" xmlns:m="http://schemas.openxmlformats.org/officeDocument/2006/math" xmlns:r="http://schemas.openxmlformats.org/officeDocument/2006/relationships" xmlns:o="urn:schemas-microsoft-com:office:office" xmlns:v="urn:schemas-microsoft-com:vml" xmlns:w10="urn:schemas-microsoft-com:office:word" xmlns:a="http://schemas.openxmlformats.org/drawingml/2006/main" xmlns:pic="http://schemas.openxmlformats.org/drawingml/2006/picture" xmlns:wp="http://schemas.openxmlformats.org/drawingml/2006/wordprocessingDrawing">
   <w:body>
-    <w:bookmarkStart w:id="28" w:name="classification-examples"/>
+    <w:bookmarkStart w:id="31" w:name="classification-examples"/>
     <w:p>
       <w:pPr>
         <w:pStyle w:val="Heading1"/>
@@ -16,7 +16,15 @@
         <w:pStyle w:val="FirstParagraph"/>
       </w:pPr>
       <w:r>
-        <w:t xml:space="preserve">This section introduces supervised classification examples built around the standard</w:t>
+        <w:t xml:space="preserve">This section now presents classification as a learning path rather than as a flat list of model names. The goal is to help the reader progress from simple baselines to stronger learners and, only after that, to model selection.</w:t>
+      </w:r>
+    </w:p>
+    <w:p>
+      <w:pPr>
+        <w:pStyle w:val="BodyText"/>
+      </w:pPr>
+      <w:r>
+        <w:t xml:space="preserve">The examples below still work as references, but the grouping is designed to answer a more practical question: what should I study first if I am learning supervised classification in</w:t>
       </w:r>
       <w:r>
         <w:t xml:space="preserve"> </w:t>
@@ -28,125 +36,24 @@
         <w:t xml:space="preserve">daltoolbox</w:t>
       </w:r>
       <w:r>
-        <w:t xml:space="preserve"> </w:t>
-      </w:r>
-      <w:r>
-        <w:t xml:space="preserve">workflow. The objective is to show how different classifiers can be configured, trained, used for prediction, and evaluated without changing the overall structure of the analysis.</w:t>
+        <w:t xml:space="preserve">?</w:t>
+      </w:r>
+    </w:p>
+    <w:bookmarkStart w:id="22" w:name="foundations"/>
+    <w:p>
+      <w:pPr>
+        <w:pStyle w:val="Heading2"/>
+      </w:pPr>
+      <w:r>
+        <w:t xml:space="preserve">Foundations</w:t>
       </w:r>
     </w:p>
     <w:p>
       <w:pPr>
-        <w:pStyle w:val="BodyText"/>
-      </w:pPr>
-      <w:r>
-        <w:t xml:space="preserve">These examples are useful for readers who want to compare alternative learning strategies for categorical targets while keeping the same data handling and evaluation logic. They range from simple baselines to more expressive nonlinear models and hyperparameter search.</w:t>
-      </w:r>
-    </w:p>
-    <w:p>
-      <w:pPr>
-        <w:pStyle w:val="BodyText"/>
-      </w:pPr>
-      <w:r>
-        <w:t xml:space="preserve">If you want a simple entry point, start with</w:t>
-      </w:r>
-      <w:r>
-        <w:t xml:space="preserve"> </w:t>
-      </w:r>
-      <w:r>
-        <w:rPr>
-          <w:rStyle w:val="VerbatimChar"/>
-        </w:rPr>
-        <w:t xml:space="preserve">cla_majority</w:t>
-      </w:r>
-      <w:r>
-        <w:t xml:space="preserve"> </w:t>
-      </w:r>
-      <w:r>
-        <w:t xml:space="preserve">or</w:t>
-      </w:r>
-      <w:r>
-        <w:t xml:space="preserve"> </w:t>
-      </w:r>
-      <w:r>
-        <w:rPr>
-          <w:rStyle w:val="VerbatimChar"/>
-        </w:rPr>
-        <w:t xml:space="preserve">cla_dtree</w:t>
-      </w:r>
-      <w:r>
-        <w:t xml:space="preserve">, then move to</w:t>
-      </w:r>
-      <w:r>
-        <w:t xml:space="preserve"> </w:t>
-      </w:r>
-      <w:r>
-        <w:rPr>
-          <w:rStyle w:val="VerbatimChar"/>
-        </w:rPr>
-        <w:t xml:space="preserve">cla_knn</w:t>
-      </w:r>
-      <w:r>
-        <w:t xml:space="preserve">,</w:t>
-      </w:r>
-      <w:r>
-        <w:t xml:space="preserve"> </w:t>
-      </w:r>
-      <w:r>
-        <w:rPr>
-          <w:rStyle w:val="VerbatimChar"/>
-        </w:rPr>
-        <w:t xml:space="preserve">cla_nb</w:t>
-      </w:r>
-      <w:r>
-        <w:t xml:space="preserve">, and</w:t>
-      </w:r>
-      <w:r>
-        <w:t xml:space="preserve"> </w:t>
-      </w:r>
-      <w:r>
-        <w:rPr>
-          <w:rStyle w:val="VerbatimChar"/>
-        </w:rPr>
-        <w:t xml:space="preserve">cla_rf</w:t>
-      </w:r>
-      <w:r>
-        <w:t xml:space="preserve">, and finish with</w:t>
-      </w:r>
-      <w:r>
-        <w:t xml:space="preserve"> </w:t>
-      </w:r>
-      <w:r>
-        <w:rPr>
-          <w:rStyle w:val="VerbatimChar"/>
-        </w:rPr>
-        <w:t xml:space="preserve">cla_mlp</w:t>
-      </w:r>
-      <w:r>
-        <w:t xml:space="preserve">,</w:t>
-      </w:r>
-      <w:r>
-        <w:t xml:space="preserve"> </w:t>
-      </w:r>
-      <w:r>
-        <w:rPr>
-          <w:rStyle w:val="VerbatimChar"/>
-        </w:rPr>
-        <w:t xml:space="preserve">cla_svm</w:t>
-      </w:r>
-      <w:r>
-        <w:t xml:space="preserve">, and</w:t>
-      </w:r>
-      <w:r>
-        <w:t xml:space="preserve"> </w:t>
-      </w:r>
-      <w:r>
-        <w:rPr>
-          <w:rStyle w:val="VerbatimChar"/>
-        </w:rPr>
-        <w:t xml:space="preserve">cla_tune</w:t>
-      </w:r>
-      <w:r>
-        <w:t xml:space="preserve">.</w:t>
+        <w:pStyle w:val="FirstParagraph"/>
+      </w:pPr>
+      <w:r>
+        <w:t xml:space="preserve">These examples establish the minimum logic of a classification experiment: create a split, fit a learner, generate predictions, and evaluate the outcome.</w:t>
       </w:r>
     </w:p>
     <w:p>
@@ -162,14 +69,14 @@
           <w:rPr>
             <w:rStyle w:val="Hyperlink"/>
           </w:rPr>
-          <w:t xml:space="preserve">cla_dtree.md</w:t>
+          <w:t xml:space="preserve">01-baseline-majority.md</w:t>
         </w:r>
       </w:hyperlink>
       <w:r>
         <w:t xml:space="preserve"> </w:t>
       </w:r>
       <w:r>
-        <w:t xml:space="preserve">—</w:t>
+        <w:t xml:space="preserve">-</w:t>
       </w:r>
       <w:r>
         <w:t xml:space="preserve"> </w:t>
@@ -178,10 +85,10 @@
         <w:rPr>
           <w:rStyle w:val="VerbatimChar"/>
         </w:rPr>
-        <w:t xml:space="preserve">cla_dtree</w:t>
-      </w:r>
-      <w:r>
-        <w:t xml:space="preserve">: Decision Tree for classification. Recursively splits on explanatory variables to separate classes, yielding an interpretable model.</w:t>
+        <w:t xml:space="preserve">cla_majority</w:t>
+      </w:r>
+      <w:r>
+        <w:t xml:space="preserve">: baseline classifier that always predicts the most frequent class observed during training. Useful as a minimum performance reference.</w:t>
       </w:r>
     </w:p>
     <w:p>
@@ -197,14 +104,14 @@
           <w:rPr>
             <w:rStyle w:val="Hyperlink"/>
           </w:rPr>
-          <w:t xml:space="preserve">cla_knn.md</w:t>
+          <w:t xml:space="preserve">02-interpretable-tree.md</w:t>
         </w:r>
       </w:hyperlink>
       <w:r>
         <w:t xml:space="preserve"> </w:t>
       </w:r>
       <w:r>
-        <w:t xml:space="preserve">—</w:t>
+        <w:t xml:space="preserve">-</w:t>
       </w:r>
       <w:r>
         <w:t xml:space="preserve"> </w:t>
@@ -213,10 +120,28 @@
         <w:rPr>
           <w:rStyle w:val="VerbatimChar"/>
         </w:rPr>
-        <w:t xml:space="preserve">cla_knn</w:t>
-      </w:r>
-      <w:r>
-        <w:t xml:space="preserve">: k-Nearest Neighbors classifier. Classifies by majority vote among the k nearest neighbors in feature space.</w:t>
+        <w:t xml:space="preserve">cla_dtree</w:t>
+      </w:r>
+      <w:r>
+        <w:t xml:space="preserve">: Decision Tree for classification. Recursively splits on explanatory variables to separate classes, yielding an interpretable model.</w:t>
+      </w:r>
+    </w:p>
+    <w:bookmarkEnd w:id="22"/>
+    <w:bookmarkStart w:id="28" w:name="core-model-families"/>
+    <w:p>
+      <w:pPr>
+        <w:pStyle w:val="Heading2"/>
+      </w:pPr>
+      <w:r>
+        <w:t xml:space="preserve">Core Model Families</w:t>
+      </w:r>
+    </w:p>
+    <w:p>
+      <w:pPr>
+        <w:pStyle w:val="FirstParagraph"/>
+      </w:pPr>
+      <w:r>
+        <w:t xml:space="preserve">After the foundations, these examples show alternative modeling ideas: local neighborhoods, probabilistic assumptions, ensembles, margins, and neural networks.</w:t>
       </w:r>
     </w:p>
     <w:p>
@@ -224,42 +149,7 @@
         <w:pStyle w:val="Compact"/>
         <w:numPr>
           <w:ilvl w:val="0"/>
-          <w:numId w:val="1001"/>
-        </w:numPr>
-      </w:pPr>
-      <w:hyperlink r:id="rId22">
-        <w:r>
-          <w:rPr>
-            <w:rStyle w:val="Hyperlink"/>
-          </w:rPr>
-          <w:t xml:space="preserve">cla_majority.md</w:t>
-        </w:r>
-      </w:hyperlink>
-      <w:r>
-        <w:t xml:space="preserve"> </w:t>
-      </w:r>
-      <w:r>
-        <w:t xml:space="preserve">—</w:t>
-      </w:r>
-      <w:r>
-        <w:t xml:space="preserve"> </w:t>
-      </w:r>
-      <w:r>
-        <w:rPr>
-          <w:rStyle w:val="VerbatimChar"/>
-        </w:rPr>
-        <w:t xml:space="preserve">cla_majority</w:t>
-      </w:r>
-      <w:r>
-        <w:t xml:space="preserve">: baseline classifier that always predicts the most frequent class observed during training. Useful as a minimum performance reference.</w:t>
-      </w:r>
-    </w:p>
-    <w:p>
-      <w:pPr>
-        <w:pStyle w:val="Compact"/>
-        <w:numPr>
-          <w:ilvl w:val="0"/>
-          <w:numId w:val="1001"/>
+          <w:numId w:val="1002"/>
         </w:numPr>
       </w:pPr>
       <w:hyperlink r:id="rId23">
@@ -267,14 +157,14 @@
           <w:rPr>
             <w:rStyle w:val="Hyperlink"/>
           </w:rPr>
-          <w:t xml:space="preserve">cla_mlp.md</w:t>
+          <w:t xml:space="preserve">03-instance-based-knn.md</w:t>
         </w:r>
       </w:hyperlink>
       <w:r>
         <w:t xml:space="preserve"> </w:t>
       </w:r>
       <w:r>
-        <w:t xml:space="preserve">—</w:t>
+        <w:t xml:space="preserve">-</w:t>
       </w:r>
       <w:r>
         <w:t xml:space="preserve"> </w:t>
@@ -283,10 +173,10 @@
         <w:rPr>
           <w:rStyle w:val="VerbatimChar"/>
         </w:rPr>
-        <w:t xml:space="preserve">cla_mlp</w:t>
-      </w:r>
-      <w:r>
-        <w:t xml:space="preserve">: Multilayer Perceptron (feedforward neural network) for classification.</w:t>
+        <w:t xml:space="preserve">cla_knn</w:t>
+      </w:r>
+      <w:r>
+        <w:t xml:space="preserve">: k-Nearest Neighbors classifier. Classifies by majority vote among the k nearest neighbors in feature space.</w:t>
       </w:r>
     </w:p>
     <w:p>
@@ -294,7 +184,7 @@
         <w:pStyle w:val="Compact"/>
         <w:numPr>
           <w:ilvl w:val="0"/>
-          <w:numId w:val="1001"/>
+          <w:numId w:val="1002"/>
         </w:numPr>
       </w:pPr>
       <w:hyperlink r:id="rId24">
@@ -302,14 +192,14 @@
           <w:rPr>
             <w:rStyle w:val="Hyperlink"/>
           </w:rPr>
-          <w:t xml:space="preserve">cla_nb.md</w:t>
+          <w:t xml:space="preserve">04-probabilistic-naive-bayes.md</w:t>
         </w:r>
       </w:hyperlink>
       <w:r>
         <w:t xml:space="preserve"> </w:t>
       </w:r>
       <w:r>
-        <w:t xml:space="preserve">—</w:t>
+        <w:t xml:space="preserve">-</w:t>
       </w:r>
       <w:r>
         <w:t xml:space="preserve"> </w:t>
@@ -329,7 +219,7 @@
         <w:pStyle w:val="Compact"/>
         <w:numPr>
           <w:ilvl w:val="0"/>
-          <w:numId w:val="1001"/>
+          <w:numId w:val="1002"/>
         </w:numPr>
       </w:pPr>
       <w:hyperlink r:id="rId25">
@@ -337,14 +227,14 @@
           <w:rPr>
             <w:rStyle w:val="Hyperlink"/>
           </w:rPr>
-          <w:t xml:space="preserve">cla_rf.md</w:t>
+          <w:t xml:space="preserve">05-ensemble-random-forest.md</w:t>
         </w:r>
       </w:hyperlink>
       <w:r>
         <w:t xml:space="preserve"> </w:t>
       </w:r>
       <w:r>
-        <w:t xml:space="preserve">—</w:t>
+        <w:t xml:space="preserve">-</w:t>
       </w:r>
       <w:r>
         <w:t xml:space="preserve"> </w:t>
@@ -364,7 +254,7 @@
         <w:pStyle w:val="Compact"/>
         <w:numPr>
           <w:ilvl w:val="0"/>
-          <w:numId w:val="1001"/>
+          <w:numId w:val="1002"/>
         </w:numPr>
       </w:pPr>
       <w:hyperlink r:id="rId26">
@@ -372,14 +262,14 @@
           <w:rPr>
             <w:rStyle w:val="Hyperlink"/>
           </w:rPr>
-          <w:t xml:space="preserve">cla_svm.md</w:t>
+          <w:t xml:space="preserve">06-margin-svm.md</w:t>
         </w:r>
       </w:hyperlink>
       <w:r>
         <w:t xml:space="preserve"> </w:t>
       </w:r>
       <w:r>
-        <w:t xml:space="preserve">—</w:t>
+        <w:t xml:space="preserve">-</w:t>
       </w:r>
       <w:r>
         <w:t xml:space="preserve"> </w:t>
@@ -399,7 +289,7 @@
         <w:pStyle w:val="Compact"/>
         <w:numPr>
           <w:ilvl w:val="0"/>
-          <w:numId w:val="1001"/>
+          <w:numId w:val="1002"/>
         </w:numPr>
       </w:pPr>
       <w:hyperlink r:id="rId27">
@@ -407,14 +297,82 @@
           <w:rPr>
             <w:rStyle w:val="Hyperlink"/>
           </w:rPr>
-          <w:t xml:space="preserve">cla_tune.md</w:t>
+          <w:t xml:space="preserve">07-neural-mlp.md</w:t>
         </w:r>
       </w:hyperlink>
       <w:r>
         <w:t xml:space="preserve"> </w:t>
       </w:r>
       <w:r>
-        <w:t xml:space="preserve">—</w:t>
+        <w:t xml:space="preserve">-</w:t>
+      </w:r>
+      <w:r>
+        <w:t xml:space="preserve"> </w:t>
+      </w:r>
+      <w:r>
+        <w:rPr>
+          <w:rStyle w:val="VerbatimChar"/>
+        </w:rPr>
+        <w:t xml:space="preserve">cla_mlp</w:t>
+      </w:r>
+      <w:r>
+        <w:t xml:space="preserve">: Multilayer Perceptron (feedforward neural network) for classification.</w:t>
+      </w:r>
+    </w:p>
+    <w:bookmarkEnd w:id="28"/>
+    <w:bookmarkStart w:id="30" w:name="model-selection"/>
+    <w:p>
+      <w:pPr>
+        <w:pStyle w:val="Heading2"/>
+      </w:pPr>
+      <w:r>
+        <w:t xml:space="preserve">Model Selection</w:t>
+      </w:r>
+    </w:p>
+    <w:p>
+      <w:pPr>
+        <w:pStyle w:val="FirstParagraph"/>
+      </w:pPr>
+      <w:r>
+        <w:t xml:space="preserve">This final example shows how</w:t>
+      </w:r>
+      <w:r>
+        <w:t xml:space="preserve"> </w:t>
+      </w:r>
+      <w:r>
+        <w:rPr>
+          <w:rStyle w:val="VerbatimChar"/>
+        </w:rPr>
+        <w:t xml:space="preserve">daltoolbox</w:t>
+      </w:r>
+      <w:r>
+        <w:t xml:space="preserve"> </w:t>
+      </w:r>
+      <w:r>
+        <w:t xml:space="preserve">organizes hyperparameter search without breaking the same Experiment Line structure used by the previous learners.</w:t>
+      </w:r>
+    </w:p>
+    <w:p>
+      <w:pPr>
+        <w:pStyle w:val="Compact"/>
+        <w:numPr>
+          <w:ilvl w:val="0"/>
+          <w:numId w:val="1003"/>
+        </w:numPr>
+      </w:pPr>
+      <w:hyperlink r:id="rId29">
+        <w:r>
+          <w:rPr>
+            <w:rStyle w:val="Hyperlink"/>
+          </w:rPr>
+          <w:t xml:space="preserve">08-model-selection-tuning.md</w:t>
+        </w:r>
+      </w:hyperlink>
+      <w:r>
+        <w:t xml:space="preserve"> </w:t>
+      </w:r>
+      <w:r>
+        <w:t xml:space="preserve">-</w:t>
       </w:r>
       <w:r>
         <w:t xml:space="preserve"> </w:t>
@@ -441,7 +399,8 @@
         <w:t xml:space="preserve">.</w:t>
       </w:r>
     </w:p>
-    <w:bookmarkEnd w:id="28"/>
+    <w:bookmarkEnd w:id="30"/>
+    <w:bookmarkEnd w:id="31"/>
     <w:sectPr>
       <w:footnotePr>
         <w:numRestart w:val="eachSect"/>
@@ -659,6 +618,12 @@
     <w:abstractNumId w:val="990"/>
   </w:num>
   <w:num w:numId="1001">
+    <w:abstractNumId w:val="991"/>
+  </w:num>
+  <w:num w:numId="1002">
+    <w:abstractNumId w:val="991"/>
+  </w:num>
+  <w:num w:numId="1003">
     <w:abstractNumId w:val="991"/>
   </w:num>
 </w:numbering>

--- a/examples/classification/doc/README.docx
+++ b/examples/classification/doc/README.docx
@@ -2,7 +2,7 @@
 <file path=word/document.xml><?xml version="1.0" encoding="utf-8"?>
 <w:document xmlns:w="http://schemas.openxmlformats.org/wordprocessingml/2006/main" xmlns:m="http://schemas.openxmlformats.org/officeDocument/2006/math" xmlns:r="http://schemas.openxmlformats.org/officeDocument/2006/relationships" xmlns:o="urn:schemas-microsoft-com:office:office" xmlns:v="urn:schemas-microsoft-com:vml" xmlns:w10="urn:schemas-microsoft-com:office:word" xmlns:a="http://schemas.openxmlformats.org/drawingml/2006/main" xmlns:pic="http://schemas.openxmlformats.org/drawingml/2006/picture" xmlns:wp="http://schemas.openxmlformats.org/drawingml/2006/wordprocessingDrawing">
   <w:body>
-    <w:bookmarkStart w:id="31" w:name="classification-examples"/>
+    <w:bookmarkStart w:id="20" w:name="classification-examples"/>
     <w:p>
       <w:pPr>
         <w:pStyle w:val="Heading1"/>
@@ -39,7 +39,7 @@
         <w:t xml:space="preserve">?</w:t>
       </w:r>
     </w:p>
-    <w:bookmarkStart w:id="22" w:name="foundations"/>
+    <w:bookmarkStart w:id="11" w:name="foundations"/>
     <w:p>
       <w:pPr>
         <w:pStyle w:val="Heading2"/>
@@ -53,7 +53,7 @@
         <w:pStyle w:val="FirstParagraph"/>
       </w:pPr>
       <w:r>
-        <w:t xml:space="preserve">These examples establish the minimum logic of a classification experiment: create a split, fit a learner, generate predictions, and evaluate the outcome.</w:t>
+        <w:t xml:space="preserve">These examples establish the minimum logic of a classification experiment: create a split, fit a learner, generate class scores or probabilities, and evaluate the outcome.</w:t>
       </w:r>
     </w:p>
     <w:p>
@@ -64,7 +64,7 @@
           <w:numId w:val="1001"/>
         </w:numPr>
       </w:pPr>
-      <w:hyperlink r:id="rId20">
+      <w:hyperlink r:id="rId9">
         <w:r>
           <w:rPr>
             <w:rStyle w:val="Hyperlink"/>
@@ -99,7 +99,7 @@
           <w:numId w:val="1001"/>
         </w:numPr>
       </w:pPr>
-      <w:hyperlink r:id="rId21">
+      <w:hyperlink r:id="rId10">
         <w:r>
           <w:rPr>
             <w:rStyle w:val="Hyperlink"/>
@@ -126,8 +126,8 @@
         <w:t xml:space="preserve">: Decision Tree for classification. Recursively splits on explanatory variables to separate classes, yielding an interpretable model.</w:t>
       </w:r>
     </w:p>
-    <w:bookmarkEnd w:id="22"/>
-    <w:bookmarkStart w:id="28" w:name="core-model-families"/>
+    <w:bookmarkEnd w:id="11"/>
+    <w:bookmarkStart w:id="17" w:name="core-model-families"/>
     <w:p>
       <w:pPr>
         <w:pStyle w:val="Heading2"/>
@@ -152,7 +152,7 @@
           <w:numId w:val="1002"/>
         </w:numPr>
       </w:pPr>
-      <w:hyperlink r:id="rId23">
+      <w:hyperlink r:id="rId12">
         <w:r>
           <w:rPr>
             <w:rStyle w:val="Hyperlink"/>
@@ -187,7 +187,7 @@
           <w:numId w:val="1002"/>
         </w:numPr>
       </w:pPr>
-      <w:hyperlink r:id="rId24">
+      <w:hyperlink r:id="rId13">
         <w:r>
           <w:rPr>
             <w:rStyle w:val="Hyperlink"/>
@@ -222,7 +222,7 @@
           <w:numId w:val="1002"/>
         </w:numPr>
       </w:pPr>
-      <w:hyperlink r:id="rId25">
+      <w:hyperlink r:id="rId14">
         <w:r>
           <w:rPr>
             <w:rStyle w:val="Hyperlink"/>
@@ -257,7 +257,7 @@
           <w:numId w:val="1002"/>
         </w:numPr>
       </w:pPr>
-      <w:hyperlink r:id="rId26">
+      <w:hyperlink r:id="rId15">
         <w:r>
           <w:rPr>
             <w:rStyle w:val="Hyperlink"/>
@@ -292,7 +292,7 @@
           <w:numId w:val="1002"/>
         </w:numPr>
       </w:pPr>
-      <w:hyperlink r:id="rId27">
+      <w:hyperlink r:id="rId16">
         <w:r>
           <w:rPr>
             <w:rStyle w:val="Hyperlink"/>
@@ -319,8 +319,8 @@
         <w:t xml:space="preserve">: Multilayer Perceptron (feedforward neural network) for classification.</w:t>
       </w:r>
     </w:p>
-    <w:bookmarkEnd w:id="28"/>
-    <w:bookmarkStart w:id="30" w:name="model-selection"/>
+    <w:bookmarkEnd w:id="17"/>
+    <w:bookmarkStart w:id="19" w:name="model-selection"/>
     <w:p>
       <w:pPr>
         <w:pStyle w:val="Heading2"/>
@@ -360,7 +360,7 @@
           <w:numId w:val="1003"/>
         </w:numPr>
       </w:pPr>
-      <w:hyperlink r:id="rId29">
+      <w:hyperlink r:id="rId18">
         <w:r>
           <w:rPr>
             <w:rStyle w:val="Hyperlink"/>
@@ -399,8 +399,8 @@
         <w:t xml:space="preserve">.</w:t>
       </w:r>
     </w:p>
-    <w:bookmarkEnd w:id="30"/>
-    <w:bookmarkEnd w:id="31"/>
+    <w:bookmarkEnd w:id="19"/>
+    <w:bookmarkEnd w:id="20"/>
     <w:sectPr>
       <w:footnotePr>
         <w:numRestart w:val="eachSect"/>
@@ -634,10 +634,10 @@
   <w:docDefaults>
     <w:rPrDefault>
       <w:rPr>
-        <w:rFonts w:asciiTheme="minorHAnsi" w:cstheme="minorBidi" w:eastAsiaTheme="minorHAnsi" w:hAnsiTheme="minorHAnsi"/>
+        <w:rFonts w:asciiTheme="minorHAnsi" w:cstheme="minorBidi" w:eastAsiaTheme="minorEastAsia" w:hAnsiTheme="minorHAnsi"/>
         <w:sz w:val="24"/>
         <w:szCs w:val="24"/>
-        <w:lang w:bidi="ar-SA" w:eastAsia="en-US" w:val="en-US"/>
+        <w:lang w:bidi="ar-SA" w:eastAsia="zh-CN" w:val="en-US"/>
       </w:rPr>
     </w:rPrDefault>
     <w:pPrDefault>
@@ -1178,13 +1178,6 @@
       </w:tblCellMar>
     </w:tblPr>
     <w:tblStylePr w:type="firstRow">
-      <w:tblPr>
-        <w:jc w:val="left"/>
-        <w:tblInd w:type="dxa" w:w="0"/>
-      </w:tblPr>
-      <w:trPr>
-        <w:jc w:val="left"/>
-      </w:trPr>
       <w:tcPr>
         <w:tcBorders>
           <w:bottom w:val="single"/>

--- a/examples/classification/doc/README.docx
+++ b/examples/classification/doc/README.docx
@@ -2,7 +2,7 @@
 <file path=word/document.xml><?xml version="1.0" encoding="utf-8"?>
 <w:document xmlns:w="http://schemas.openxmlformats.org/wordprocessingml/2006/main" xmlns:m="http://schemas.openxmlformats.org/officeDocument/2006/math" xmlns:r="http://schemas.openxmlformats.org/officeDocument/2006/relationships" xmlns:o="urn:schemas-microsoft-com:office:office" xmlns:v="urn:schemas-microsoft-com:vml" xmlns:w10="urn:schemas-microsoft-com:office:word" xmlns:a="http://schemas.openxmlformats.org/drawingml/2006/main" xmlns:pic="http://schemas.openxmlformats.org/drawingml/2006/picture" xmlns:wp="http://schemas.openxmlformats.org/drawingml/2006/wordprocessingDrawing">
   <w:body>
-    <w:bookmarkStart w:id="20" w:name="classification-examples"/>
+    <w:bookmarkStart w:id="28" w:name="classification-examples"/>
     <w:p>
       <w:pPr>
         <w:pStyle w:val="Heading1"/>
@@ -16,7 +16,7 @@
         <w:pStyle w:val="FirstParagraph"/>
       </w:pPr>
       <w:r>
-        <w:t xml:space="preserve">This section now presents classification as a learning path rather than as a flat list of model names. The goal is to help the reader progress from simple baselines to stronger learners and, only after that, to model selection.</w:t>
+        <w:t xml:space="preserve">This section presents classification as a staged learning path rather than as a flat list of model names. The numbering now leaves semantic gaps so the reader can immediately see where the collection moves from foundations to core model families and then to model selection.</w:t>
       </w:r>
     </w:p>
     <w:p>
@@ -24,7 +24,7 @@
         <w:pStyle w:val="BodyText"/>
       </w:pPr>
       <w:r>
-        <w:t xml:space="preserve">The examples below still work as references, but the grouping is designed to answer a more practical question: what should I study first if I am learning supervised classification in</w:t>
+        <w:t xml:space="preserve">If you are new to supervised classification in</w:t>
       </w:r>
       <w:r>
         <w:t xml:space="preserve"> </w:t>
@@ -36,7 +36,7 @@
         <w:t xml:space="preserve">daltoolbox</w:t>
       </w:r>
       <w:r>
-        <w:t xml:space="preserve">?</w:t>
+        <w:t xml:space="preserve">, start with the first two examples and only then move to the alternative learner families. The final block is intentionally separated because tuning makes more sense after the reader already understands at least one untuned learner.</w:t>
       </w:r>
     </w:p>
     <w:bookmarkStart w:id="11" w:name="foundations"/>
@@ -53,7 +53,7 @@
         <w:pStyle w:val="FirstParagraph"/>
       </w:pPr>
       <w:r>
-        <w:t xml:space="preserve">These examples establish the minimum logic of a classification experiment: create a split, fit a learner, generate class scores or probabilities, and evaluate the outcome.</w:t>
+        <w:t xml:space="preserve">These examples establish the minimum logic of a classification experiment: define the target, create a split, fit a learner, generate class scores, and evaluate the result.</w:t>
       </w:r>
     </w:p>
     <w:p>
@@ -88,7 +88,7 @@
         <w:t xml:space="preserve">cla_majority</w:t>
       </w:r>
       <w:r>
-        <w:t xml:space="preserve">: baseline classifier that always predicts the most frequent class observed during training. Useful as a minimum performance reference.</w:t>
+        <w:t xml:space="preserve">: baseline classifier that always predicts the most frequent class observed during training.</w:t>
       </w:r>
     </w:p>
     <w:p>
@@ -123,11 +123,11 @@
         <w:t xml:space="preserve">cla_dtree</w:t>
       </w:r>
       <w:r>
-        <w:t xml:space="preserve">: Decision Tree for classification. Recursively splits on explanatory variables to separate classes, yielding an interpretable model.</w:t>
+        <w:t xml:space="preserve">: decision tree classifier with an easy-to-interpret splitting structure.</w:t>
       </w:r>
     </w:p>
     <w:bookmarkEnd w:id="11"/>
-    <w:bookmarkStart w:id="17" w:name="core-model-families"/>
+    <w:bookmarkStart w:id="22" w:name="core-model-families"/>
     <w:p>
       <w:pPr>
         <w:pStyle w:val="Heading2"/>
@@ -141,7 +141,7 @@
         <w:pStyle w:val="FirstParagraph"/>
       </w:pPr>
       <w:r>
-        <w:t xml:space="preserve">After the foundations, these examples show alternative modeling ideas: local neighborhoods, probabilistic assumptions, ensembles, margins, and neural networks.</w:t>
+        <w:t xml:space="preserve">This block groups learners by different modeling ideas so the reader can compare neighborhood-based, probabilistic, ensemble, margin-based, and neural approaches without confusing them with the baseline block above.</w:t>
       </w:r>
     </w:p>
     <w:p>
@@ -157,7 +157,7 @@
           <w:rPr>
             <w:rStyle w:val="Hyperlink"/>
           </w:rPr>
-          <w:t xml:space="preserve">03-instance-based-knn.md</w:t>
+          <w:t xml:space="preserve">10-instance-based-knn.md</w:t>
         </w:r>
       </w:hyperlink>
       <w:r>
@@ -176,7 +176,7 @@
         <w:t xml:space="preserve">cla_knn</w:t>
       </w:r>
       <w:r>
-        <w:t xml:space="preserve">: k-Nearest Neighbors classifier. Classifies by majority vote among the k nearest neighbors in feature space.</w:t>
+        <w:t xml:space="preserve">: classifies by the majority vote of the nearest neighbors.</w:t>
       </w:r>
     </w:p>
     <w:p>
@@ -192,7 +192,7 @@
           <w:rPr>
             <w:rStyle w:val="Hyperlink"/>
           </w:rPr>
-          <w:t xml:space="preserve">04-probabilistic-naive-bayes.md</w:t>
+          <w:t xml:space="preserve">11-probabilistic-naive-bayes.md</w:t>
         </w:r>
       </w:hyperlink>
       <w:r>
@@ -211,7 +211,7 @@
         <w:t xml:space="preserve">cla_nb</w:t>
       </w:r>
       <w:r>
-        <w:t xml:space="preserve">: Naive Bayes for classification. Probabilistic model assuming conditional independence among features; simple, efficient, and often competitive.</w:t>
+        <w:t xml:space="preserve">: probabilistic classifier based on conditional independence assumptions.</w:t>
       </w:r>
     </w:p>
     <w:p>
@@ -227,7 +227,7 @@
           <w:rPr>
             <w:rStyle w:val="Hyperlink"/>
           </w:rPr>
-          <w:t xml:space="preserve">05-ensemble-random-forest.md</w:t>
+          <w:t xml:space="preserve">12-ensemble-random-forest.md</w:t>
         </w:r>
       </w:hyperlink>
       <w:r>
@@ -246,7 +246,7 @@
         <w:t xml:space="preserve">cla_rf</w:t>
       </w:r>
       <w:r>
-        <w:t xml:space="preserve">: Random Forest for classification. Ensemble of decision trees trained with randomness; robust and handles heterogeneous features well.</w:t>
+        <w:t xml:space="preserve">: ensemble of randomized decision trees.</w:t>
       </w:r>
     </w:p>
     <w:p>
@@ -262,7 +262,7 @@
           <w:rPr>
             <w:rStyle w:val="Hyperlink"/>
           </w:rPr>
-          <w:t xml:space="preserve">06-margin-svm.md</w:t>
+          <w:t xml:space="preserve">13-margin-svm.md</w:t>
         </w:r>
       </w:hyperlink>
       <w:r>
@@ -281,7 +281,7 @@
         <w:t xml:space="preserve">cla_svm</w:t>
       </w:r>
       <w:r>
-        <w:t xml:space="preserve">: Support Vector Machine for classification, maximizing the margin between classes.</w:t>
+        <w:t xml:space="preserve">: support vector machine for margin-based class separation.</w:t>
       </w:r>
     </w:p>
     <w:p>
@@ -297,7 +297,7 @@
           <w:rPr>
             <w:rStyle w:val="Hyperlink"/>
           </w:rPr>
-          <w:t xml:space="preserve">07-neural-mlp.md</w:t>
+          <w:t xml:space="preserve">14-neural-mlp.md</w:t>
         </w:r>
       </w:hyperlink>
       <w:r>
@@ -316,25 +316,30 @@
         <w:t xml:space="preserve">cla_mlp</w:t>
       </w:r>
       <w:r>
-        <w:t xml:space="preserve">: Multilayer Perceptron (feedforward neural network) for classification.</w:t>
-      </w:r>
-    </w:p>
-    <w:bookmarkEnd w:id="17"/>
-    <w:bookmarkStart w:id="19" w:name="model-selection"/>
-    <w:p>
-      <w:pPr>
-        <w:pStyle w:val="Heading2"/>
-      </w:pPr>
-      <w:r>
-        <w:t xml:space="preserve">Model Selection</w:t>
-      </w:r>
-    </w:p>
-    <w:p>
-      <w:pPr>
-        <w:pStyle w:val="FirstParagraph"/>
-      </w:pPr>
-      <w:r>
-        <w:t xml:space="preserve">This final example shows how</w:t>
+        <w:t xml:space="preserve">: multilayer perceptron for nonlinear classification.</w:t>
+      </w:r>
+    </w:p>
+    <w:p>
+      <w:pPr>
+        <w:pStyle w:val="Compact"/>
+        <w:numPr>
+          <w:ilvl w:val="0"/>
+          <w:numId w:val="1002"/>
+        </w:numPr>
+      </w:pPr>
+      <w:hyperlink r:id="rId17">
+        <w:r>
+          <w:rPr>
+            <w:rStyle w:val="Hyperlink"/>
+          </w:rPr>
+          <w:t xml:space="preserve">15-ensemble-bagging.md</w:t>
+        </w:r>
+      </w:hyperlink>
+      <w:r>
+        <w:t xml:space="preserve"> </w:t>
+      </w:r>
+      <w:r>
+        <w:t xml:space="preserve">-</w:t>
       </w:r>
       <w:r>
         <w:t xml:space="preserve"> </w:t>
@@ -343,13 +348,168 @@
         <w:rPr>
           <w:rStyle w:val="VerbatimChar"/>
         </w:rPr>
-        <w:t xml:space="preserve">daltoolbox</w:t>
-      </w:r>
-      <w:r>
-        <w:t xml:space="preserve"> </w:t>
-      </w:r>
-      <w:r>
-        <w:t xml:space="preserve">organizes hyperparameter search without breaking the same Experiment Line structure used by the previous learners.</w:t>
+        <w:t xml:space="preserve">cla_bagging</w:t>
+      </w:r>
+      <w:r>
+        <w:t xml:space="preserve">: bootstrap aggregation of tree learners.</w:t>
+      </w:r>
+    </w:p>
+    <w:p>
+      <w:pPr>
+        <w:pStyle w:val="Compact"/>
+        <w:numPr>
+          <w:ilvl w:val="0"/>
+          <w:numId w:val="1002"/>
+        </w:numPr>
+      </w:pPr>
+      <w:hyperlink r:id="rId18">
+        <w:r>
+          <w:rPr>
+            <w:rStyle w:val="Hyperlink"/>
+          </w:rPr>
+          <w:t xml:space="preserve">16-ensemble-boosting.md</w:t>
+        </w:r>
+      </w:hyperlink>
+      <w:r>
+        <w:t xml:space="preserve"> </w:t>
+      </w:r>
+      <w:r>
+        <w:t xml:space="preserve">-</w:t>
+      </w:r>
+      <w:r>
+        <w:t xml:space="preserve"> </w:t>
+      </w:r>
+      <w:r>
+        <w:rPr>
+          <w:rStyle w:val="VerbatimChar"/>
+        </w:rPr>
+        <w:t xml:space="preserve">cla_boosting</w:t>
+      </w:r>
+      <w:r>
+        <w:t xml:space="preserve">: sequential ensemble that focuses on hard cases.</w:t>
+      </w:r>
+    </w:p>
+    <w:p>
+      <w:pPr>
+        <w:pStyle w:val="Compact"/>
+        <w:numPr>
+          <w:ilvl w:val="0"/>
+          <w:numId w:val="1002"/>
+        </w:numPr>
+      </w:pPr>
+      <w:hyperlink r:id="rId19">
+        <w:r>
+          <w:rPr>
+            <w:rStyle w:val="Hyperlink"/>
+          </w:rPr>
+          <w:t xml:space="preserve">17-linear-logistic-glm.md</w:t>
+        </w:r>
+      </w:hyperlink>
+      <w:r>
+        <w:t xml:space="preserve"> </w:t>
+      </w:r>
+      <w:r>
+        <w:t xml:space="preserve">-</w:t>
+      </w:r>
+      <w:r>
+        <w:t xml:space="preserve"> </w:t>
+      </w:r>
+      <w:r>
+        <w:rPr>
+          <w:rStyle w:val="VerbatimChar"/>
+        </w:rPr>
+        <w:t xml:space="preserve">cla_glm</w:t>
+      </w:r>
+      <w:r>
+        <w:t xml:space="preserve">: binary logistic regression through the GLM framework.</w:t>
+      </w:r>
+    </w:p>
+    <w:p>
+      <w:pPr>
+        <w:pStyle w:val="Compact"/>
+        <w:numPr>
+          <w:ilvl w:val="0"/>
+          <w:numId w:val="1002"/>
+        </w:numPr>
+      </w:pPr>
+      <w:hyperlink r:id="rId20">
+        <w:r>
+          <w:rPr>
+            <w:rStyle w:val="Hyperlink"/>
+          </w:rPr>
+          <w:t xml:space="preserve">18-linear-logistic-glmnet.md</w:t>
+        </w:r>
+      </w:hyperlink>
+      <w:r>
+        <w:t xml:space="preserve"> </w:t>
+      </w:r>
+      <w:r>
+        <w:t xml:space="preserve">-</w:t>
+      </w:r>
+      <w:r>
+        <w:t xml:space="preserve"> </w:t>
+      </w:r>
+      <w:r>
+        <w:rPr>
+          <w:rStyle w:val="VerbatimChar"/>
+        </w:rPr>
+        <w:t xml:space="preserve">cla_glmnet</w:t>
+      </w:r>
+      <w:r>
+        <w:t xml:space="preserve">: L1-regularized logistic regression.</w:t>
+      </w:r>
+    </w:p>
+    <w:p>
+      <w:pPr>
+        <w:pStyle w:val="Compact"/>
+        <w:numPr>
+          <w:ilvl w:val="0"/>
+          <w:numId w:val="1002"/>
+        </w:numPr>
+      </w:pPr>
+      <w:hyperlink r:id="rId21">
+        <w:r>
+          <w:rPr>
+            <w:rStyle w:val="Hyperlink"/>
+          </w:rPr>
+          <w:t xml:space="preserve">19-probabilistic-multinomial.md</w:t>
+        </w:r>
+      </w:hyperlink>
+      <w:r>
+        <w:t xml:space="preserve"> </w:t>
+      </w:r>
+      <w:r>
+        <w:t xml:space="preserve">-</w:t>
+      </w:r>
+      <w:r>
+        <w:t xml:space="preserve"> </w:t>
+      </w:r>
+      <w:r>
+        <w:rPr>
+          <w:rStyle w:val="VerbatimChar"/>
+        </w:rPr>
+        <w:t xml:space="preserve">cla_multinom</w:t>
+      </w:r>
+      <w:r>
+        <w:t xml:space="preserve">: multinomial logistic regression for multiclass problems.</w:t>
+      </w:r>
+    </w:p>
+    <w:bookmarkEnd w:id="22"/>
+    <w:bookmarkStart w:id="24" w:name="model-selection"/>
+    <w:p>
+      <w:pPr>
+        <w:pStyle w:val="Heading2"/>
+      </w:pPr>
+      <w:r>
+        <w:t xml:space="preserve">Model Selection</w:t>
+      </w:r>
+    </w:p>
+    <w:p>
+      <w:pPr>
+        <w:pStyle w:val="FirstParagraph"/>
+      </w:pPr>
+      <w:r>
+        <w:t xml:space="preserve">This final block isolates hyperparameter search from the learner-introduction examples. That separation helps the reader first understand what a learner does before adding the extra layer of search strategy and comparison.</w:t>
       </w:r>
     </w:p>
     <w:p>
@@ -360,12 +520,12 @@
           <w:numId w:val="1003"/>
         </w:numPr>
       </w:pPr>
-      <w:hyperlink r:id="rId18">
+      <w:hyperlink r:id="rId23">
         <w:r>
           <w:rPr>
             <w:rStyle w:val="Hyperlink"/>
           </w:rPr>
-          <w:t xml:space="preserve">08-model-selection-tuning.md</w:t>
+          <w:t xml:space="preserve">20-model-selection-tuning.md</w:t>
         </w:r>
       </w:hyperlink>
       <w:r>
@@ -384,7 +544,48 @@
         <w:t xml:space="preserve">cla_tune</w:t>
       </w:r>
       <w:r>
-        <w:t xml:space="preserve">: performs hyperparameter search for a classifier over ranges defined in</w:t>
+        <w:t xml:space="preserve">: searches hyperparameter ranges while preserving the same Experiment Line workflow.</w:t>
+      </w:r>
+    </w:p>
+    <w:bookmarkEnd w:id="24"/>
+    <w:bookmarkStart w:id="27" w:name="additional-backends"/>
+    <w:p>
+      <w:pPr>
+        <w:pStyle w:val="Heading2"/>
+      </w:pPr>
+      <w:r>
+        <w:t xml:space="preserve">Additional Backends</w:t>
+      </w:r>
+    </w:p>
+    <w:p>
+      <w:pPr>
+        <w:pStyle w:val="FirstParagraph"/>
+      </w:pPr>
+      <w:r>
+        <w:t xml:space="preserve">These examples keep the same classification task but switch backend implementation, which is useful for readers comparing DAL wrappers rather than only statistical families.</w:t>
+      </w:r>
+    </w:p>
+    <w:p>
+      <w:pPr>
+        <w:pStyle w:val="Compact"/>
+        <w:numPr>
+          <w:ilvl w:val="0"/>
+          <w:numId w:val="1004"/>
+        </w:numPr>
+      </w:pPr>
+      <w:hyperlink r:id="rId25">
+        <w:r>
+          <w:rPr>
+            <w:rStyle w:val="Hyperlink"/>
+          </w:rPr>
+          <w:t xml:space="preserve">21-tree-rpart.md</w:t>
+        </w:r>
+      </w:hyperlink>
+      <w:r>
+        <w:t xml:space="preserve"> </w:t>
+      </w:r>
+      <w:r>
+        <w:t xml:space="preserve">-</w:t>
       </w:r>
       <w:r>
         <w:t xml:space="preserve"> </w:t>
@@ -393,14 +594,76 @@
         <w:rPr>
           <w:rStyle w:val="VerbatimChar"/>
         </w:rPr>
-        <w:t xml:space="preserve">ranges</w:t>
+        <w:t xml:space="preserve">cla_rpart</w:t>
+      </w:r>
+      <w:r>
+        <w:t xml:space="preserve">: CART classification tree with the</w:t>
+      </w:r>
+      <w:r>
+        <w:t xml:space="preserve"> </w:t>
+      </w:r>
+      <w:r>
+        <w:rPr>
+          <w:rStyle w:val="VerbatimChar"/>
+        </w:rPr>
+        <w:t xml:space="preserve">rpart</w:t>
+      </w:r>
+      <w:r>
+        <w:t xml:space="preserve"> </w:t>
+      </w:r>
+      <w:r>
+        <w:t xml:space="preserve">backend.</w:t>
+      </w:r>
+    </w:p>
+    <w:p>
+      <w:pPr>
+        <w:pStyle w:val="Compact"/>
+        <w:numPr>
+          <w:ilvl w:val="0"/>
+          <w:numId w:val="1004"/>
+        </w:numPr>
+      </w:pPr>
+      <w:hyperlink r:id="rId26">
+        <w:r>
+          <w:rPr>
+            <w:rStyle w:val="Hyperlink"/>
+          </w:rPr>
+          <w:t xml:space="preserve">22-boosting-xgboost.md</w:t>
+        </w:r>
+      </w:hyperlink>
+      <w:r>
+        <w:t xml:space="preserve"> </w:t>
+      </w:r>
+      <w:r>
+        <w:t xml:space="preserve">-</w:t>
+      </w:r>
+      <w:r>
+        <w:t xml:space="preserve"> </w:t>
+      </w:r>
+      <w:r>
+        <w:rPr>
+          <w:rStyle w:val="VerbatimChar"/>
+        </w:rPr>
+        <w:t xml:space="preserve">cla_xgboost</w:t>
+      </w:r>
+      <w:r>
+        <w:t xml:space="preserve">: gradient boosting classifier with</w:t>
+      </w:r>
+      <w:r>
+        <w:t xml:space="preserve"> </w:t>
+      </w:r>
+      <w:r>
+        <w:rPr>
+          <w:rStyle w:val="VerbatimChar"/>
+        </w:rPr>
+        <w:t xml:space="preserve">xgboost</w:t>
       </w:r>
       <w:r>
         <w:t xml:space="preserve">.</w:t>
       </w:r>
     </w:p>
-    <w:bookmarkEnd w:id="19"/>
-    <w:bookmarkEnd w:id="20"/>
+    <w:bookmarkEnd w:id="27"/>
+    <w:bookmarkEnd w:id="28"/>
     <w:sectPr>
       <w:footnotePr>
         <w:numRestart w:val="eachSect"/>
@@ -624,6 +887,9 @@
     <w:abstractNumId w:val="991"/>
   </w:num>
   <w:num w:numId="1003">
+    <w:abstractNumId w:val="991"/>
+  </w:num>
+  <w:num w:numId="1004">
     <w:abstractNumId w:val="991"/>
   </w:num>
 </w:numbering>
